--- a/tools/aubreylaw-docgeneration/templates/deed.docx
+++ b/tools/aubreylaw-docgeneration/templates/deed.docx
@@ -186,7 +186,20 @@
           <w:sz w:val="24"/>
           <w:szCs w:val="24"/>
         </w:rPr>
-        <w:t xml:space="preserve">Prior deed recorded in Book {prior_deed_book}, Page {prior_deed_page}.</w:t>
+        <w:t xml:space="preserve">Prior deed recorded in Book {prior_deed_book}, Page {prior_deed_page}, dated {prior_deed_date}.</w:t>
+      </w:r>
+    </w:p>
+    <w:p>
+      <w:pPr>
+        <w:spacing w:after="120"/>
+      </w:pPr>
+      <w:r>
+        <w:rPr>
+          <w:rFonts w:ascii="Times New Roman" w:cs="Times New Roman" w:eastAsia="Times New Roman" w:hAnsi="Times New Roman"/>
+          <w:sz w:val="24"/>
+          <w:szCs w:val="24"/>
+        </w:rPr>
+        <w:t xml:space="preserve">Certificate number: {certificate_number}</w:t>
       </w:r>
     </w:p>
     <w:p>
